--- a/public/resume/fullstack/abubakar-khawaja-full-stack-engineer-resume.docx
+++ b/public/resume/fullstack/abubakar-khawaja-full-stack-engineer-resume.docx
@@ -52,7 +52,7 @@
       <w:pPr>
         <w:spacing w:after="80"/>
       </w:pPr>
-      <w:hyperlink w:history="1" r:id="rIdctqj_nysimw0pa7zkikzn">
+      <w:hyperlink w:history="1" r:id="rIdhipiqgpxj5n59moi8xxwk">
         <w:r>
           <w:rPr>
             <w:rStyle w:val="Hyperlink"/>
@@ -72,7 +72,7 @@
         </w:rPr>
         <w:t xml:space="preserve">  •  </w:t>
       </w:r>
-      <w:hyperlink w:history="1" r:id="rIdhetfzofzd26zpndpxab6m">
+      <w:hyperlink w:history="1" r:id="rIdr93p2y_jegyk5pabe67lv">
         <w:r>
           <w:rPr>
             <w:rStyle w:val="Hyperlink"/>
@@ -92,7 +92,7 @@
         </w:rPr>
         <w:t xml:space="preserve">  •  </w:t>
       </w:r>
-      <w:hyperlink w:history="1" r:id="rId1dgdwmr_zpxb_dbsggjvv">
+      <w:hyperlink w:history="1" r:id="rIdbw_lil-2d_ssdqa9lzihk">
         <w:r>
           <w:rPr>
             <w:rStyle w:val="Hyperlink"/>
@@ -217,7 +217,7 @@
           <w:sz w:val="19"/>
           <w:szCs w:val="19"/>
         </w:rPr>
-        <w:t xml:space="preserve">Built LLM features into client products, including a chat intake assistant for law firms running on fine-tuned language models, and NLP patient-insight features for a telehealth platform.</w:t>
+        <w:t xml:space="preserve">Built LLM features into client products, including a chat intake assistant for law firms running on fine-tuned language models, and patient-insight features for a telehealth platform.</w:t>
       </w:r>
     </w:p>
     <w:p>
@@ -897,7 +897,7 @@
           <w:sz w:val="19"/>
           <w:szCs w:val="19"/>
         </w:rPr>
-        <w:t xml:space="preserve">JavaScript (ES6+), TypeScript, Python, SQL, HTML5, CSS3/SCSS</w:t>
+        <w:t xml:space="preserve">JavaScript (ES6+), TypeScript, Python, SQL, HTML5, CSS3</w:t>
       </w:r>
     </w:p>
     <w:p>
@@ -920,7 +920,7 @@
           <w:sz w:val="19"/>
           <w:szCs w:val="19"/>
         </w:rPr>
-        <w:t xml:space="preserve">LLM Application Architecture, AI Agents &amp; Tool Calling (LangChain, LangGraph), RAG &amp; Embeddings, Prompt &amp; Context Engineering, Fine-Tuning, LLM Evals &amp; Observability (Langfuse, LangSmith), NLP, Structured Outputs (Zod, Pydantic), Model Context Protocol (MCP), OpenAI / Anthropic / OpenRouter / Ollama</w:t>
+        <w:t xml:space="preserve">LLM Application Architecture, AI Agents &amp; Tool Calling (LangChain, LangGraph), RAG &amp; Embeddings, Prompt &amp; Context Engineering, Fine-Tuning, LLM Evals &amp; Observability (Langfuse, LangSmith), Structured Outputs (Pydantic, Zod), Model Context Protocol (MCP), OpenAI / Anthropic / OpenRouter / Ollama</w:t>
       </w:r>
     </w:p>
     <w:p>
@@ -1058,7 +1058,7 @@
           <w:sz w:val="19"/>
           <w:szCs w:val="19"/>
         </w:rPr>
-        <w:t xml:space="preserve">ChatGPT, GitHub Copilot, Cursor, Claude Code, Codex, Prompt Engineering, AI-Assisted Development</w:t>
+        <w:t xml:space="preserve">ChatGPT, GitHub Copilot, Cursor, Claude Code, Codex, AI-Assisted Development</w:t>
       </w:r>
     </w:p>
     <w:p>
@@ -1171,7 +1171,7 @@
           <w:sz w:val="19"/>
           <w:szCs w:val="19"/>
         </w:rPr>
-        <w:t xml:space="preserve">The AI Engineer Path &amp; Prompt Engineering for Web Developers — Scrimba (July 2026)</w:t>
+        <w:t xml:space="preserve">The AI Engineer Path &amp; Prompt Engineering for Web Developers - Scrimba (July 2026)</w:t>
       </w:r>
     </w:p>
     <w:sectPr>

--- a/public/resume/fullstack/abubakar-khawaja-full-stack-engineer-resume.docx
+++ b/public/resume/fullstack/abubakar-khawaja-full-stack-engineer-resume.docx
@@ -52,7 +52,7 @@
       <w:pPr>
         <w:spacing w:after="80"/>
       </w:pPr>
-      <w:hyperlink w:history="1" r:id="rIdhipiqgpxj5n59moi8xxwk">
+      <w:hyperlink w:history="1" r:id="rId8radvfssw86_x--pju2e_">
         <w:r>
           <w:rPr>
             <w:rStyle w:val="Hyperlink"/>
@@ -72,7 +72,7 @@
         </w:rPr>
         <w:t xml:space="preserve">  •  </w:t>
       </w:r>
-      <w:hyperlink w:history="1" r:id="rIdr93p2y_jegyk5pabe67lv">
+      <w:hyperlink w:history="1" r:id="rIdw7202u5k4omf3x99evsv8">
         <w:r>
           <w:rPr>
             <w:rStyle w:val="Hyperlink"/>
@@ -92,7 +92,7 @@
         </w:rPr>
         <w:t xml:space="preserve">  •  </w:t>
       </w:r>
-      <w:hyperlink w:history="1" r:id="rIdbw_lil-2d_ssdqa9lzihk">
+      <w:hyperlink w:history="1" r:id="rIdlkdczs0t41itt0_tsxb65">
         <w:r>
           <w:rPr>
             <w:rStyle w:val="Hyperlink"/>

--- a/public/resume/fullstack/abubakar-khawaja-full-stack-engineer-resume.docx
+++ b/public/resume/fullstack/abubakar-khawaja-full-stack-engineer-resume.docx
@@ -31,12 +31,12 @@
           <w:sz w:val="22"/>
           <w:szCs w:val="22"/>
         </w:rPr>
-        <w:t xml:space="preserve">Senior Full-Stack AI Engineer | React | Next.js | Python | Django | LLM Agents &amp; RAG</w:t>
-      </w:r>
-    </w:p>
-    <w:p>
-      <w:pPr>
-        <w:spacing w:after="20"/>
+        <w:t xml:space="preserve">Senior Full-Stack Engineer | React | Next.js | Python | Django | LLM Agents &amp; RAG</w:t>
+      </w:r>
+    </w:p>
+    <w:p>
+      <w:pPr>
+        <w:spacing w:after="80"/>
       </w:pPr>
       <w:r>
         <w:rPr>
@@ -45,14 +45,18 @@
           <w:sz w:val="18"/>
           <w:szCs w:val="18"/>
         </w:rPr>
-        <w:t xml:space="preserve">abubakar-dev@hotmail.com  •  +92-334-9858841</w:t>
-      </w:r>
-    </w:p>
-    <w:p>
-      <w:pPr>
-        <w:spacing w:after="80"/>
-      </w:pPr>
-      <w:hyperlink w:history="1" r:id="rId8radvfssw86_x--pju2e_">
+        <w:t xml:space="preserve">abubakarrkhawaj@gmail.com</w:t>
+      </w:r>
+      <w:r>
+        <w:rPr>
+          <w:rFonts w:ascii="Arial" w:cs="Arial" w:eastAsia="Arial" w:hAnsi="Arial"/>
+          <w:color w:val="444444"/>
+          <w:sz w:val="18"/>
+          <w:szCs w:val="18"/>
+        </w:rPr>
+        <w:t xml:space="preserve">  •  </w:t>
+      </w:r>
+      <w:hyperlink w:history="1" r:id="rIdjosgt9mseuca7nrwigki1">
         <w:r>
           <w:rPr>
             <w:rStyle w:val="Hyperlink"/>
@@ -60,7 +64,7 @@
             <w:sz w:val="18"/>
             <w:szCs w:val="18"/>
           </w:rPr>
-          <w:t xml:space="preserve">linkedin.com/in/abubakar-khawaja-008483183</w:t>
+          <w:t xml:space="preserve">LinkedIn</w:t>
         </w:r>
       </w:hyperlink>
       <w:r>
@@ -72,7 +76,7 @@
         </w:rPr>
         <w:t xml:space="preserve">  •  </w:t>
       </w:r>
-      <w:hyperlink w:history="1" r:id="rIdw7202u5k4omf3x99evsv8">
+      <w:hyperlink w:history="1" r:id="rIdzxbhbktnohqdk-m-gp46x">
         <w:r>
           <w:rPr>
             <w:rStyle w:val="Hyperlink"/>
@@ -80,7 +84,7 @@
             <w:sz w:val="18"/>
             <w:szCs w:val="18"/>
           </w:rPr>
-          <w:t xml:space="preserve">github.com/Abuubkar</w:t>
+          <w:t xml:space="preserve">GitHub</w:t>
         </w:r>
       </w:hyperlink>
       <w:r>
@@ -92,7 +96,7 @@
         </w:rPr>
         <w:t xml:space="preserve">  •  </w:t>
       </w:r>
-      <w:hyperlink w:history="1" r:id="rIdlkdczs0t41itt0_tsxb65">
+      <w:hyperlink w:history="1" r:id="rIdchtatz3lko-p-jqabe7-s">
         <w:r>
           <w:rPr>
             <w:rStyle w:val="Hyperlink"/>
@@ -100,13 +104,14 @@
             <w:sz w:val="18"/>
             <w:szCs w:val="18"/>
           </w:rPr>
-          <w:t xml:space="preserve">abuubkar.github.io</w:t>
+          <w:t xml:space="preserve">Portfolio</w:t>
         </w:r>
       </w:hyperlink>
     </w:p>
     <w:p>
       <w:pPr>
         <w:pStyle w:val="Heading1"/>
+        <w:keepNext/>
         <w:pBdr>
           <w:bottom w:val="single" w:color="1F4E79" w:sz="6" w:space="2"/>
         </w:pBdr>
@@ -140,6 +145,7 @@
     <w:p>
       <w:pPr>
         <w:pStyle w:val="Heading1"/>
+        <w:keepNext/>
         <w:pBdr>
           <w:bottom w:val="single" w:color="1F4E79" w:sz="6" w:space="2"/>
         </w:pBdr>
@@ -159,6 +165,7 @@
     </w:p>
     <w:p>
       <w:pPr>
+        <w:keepNext/>
         <w:tabs>
           <w:tab w:val="right" w:pos="9026"/>
         </w:tabs>
@@ -181,7 +188,7 @@
           <w:sz w:val="19"/>
           <w:szCs w:val="19"/>
         </w:rPr>
-        <w:t xml:space="preserve">	Sept 2025 – Present</w:t>
+        <w:t xml:space="preserve">	Sept 2025 - Present</w:t>
       </w:r>
     </w:p>
     <w:p>
@@ -330,6 +337,7 @@
     </w:p>
     <w:p>
       <w:pPr>
+        <w:keepNext/>
         <w:tabs>
           <w:tab w:val="right" w:pos="9026"/>
         </w:tabs>
@@ -352,7 +360,7 @@
           <w:sz w:val="19"/>
           <w:szCs w:val="19"/>
         </w:rPr>
-        <w:t xml:space="preserve">	July 2021 – Apr 2026</w:t>
+        <w:t xml:space="preserve">	July 2021 - Apr 2026</w:t>
       </w:r>
     </w:p>
     <w:p>
@@ -514,12 +522,13 @@
           <w:sz w:val="19"/>
           <w:szCs w:val="19"/>
         </w:rPr>
-        <w:t xml:space="preserve">Owned Sentry monitoring to cut production error volume: error triage with session replay, release and performance tracking, Slack and GitHub integration, and PII-safe payload encryption that keeps sensitive data out of captured events.</w:t>
+        <w:t xml:space="preserve">Owned Sentry monitoring to cut production error volume, with error triage through session replay, release and performance tracking, Slack and GitHub integration, and PII-safe payload encryption that keeps sensitive data out of captured events.</w:t>
       </w:r>
     </w:p>
     <w:p>
       <w:pPr>
         <w:pStyle w:val="Heading1"/>
+        <w:keepNext/>
         <w:pBdr>
           <w:bottom w:val="single" w:color="1F4E79" w:sz="6" w:space="2"/>
         </w:pBdr>
@@ -539,6 +548,7 @@
     </w:p>
     <w:p>
       <w:pPr>
+        <w:keepNext/>
         <w:spacing w:after="15" w:before="40"/>
       </w:pPr>
       <w:r>
@@ -619,6 +629,7 @@
     </w:p>
     <w:p>
       <w:pPr>
+        <w:keepNext/>
         <w:spacing w:after="15" w:before="40"/>
       </w:pPr>
       <w:r>
@@ -699,6 +710,7 @@
     </w:p>
     <w:p>
       <w:pPr>
+        <w:keepNext/>
         <w:spacing w:after="15" w:before="40"/>
       </w:pPr>
       <w:r>
@@ -779,6 +791,7 @@
     </w:p>
     <w:p>
       <w:pPr>
+        <w:keepNext/>
         <w:spacing w:after="15" w:before="40"/>
       </w:pPr>
       <w:r>
@@ -860,6 +873,7 @@
     <w:p>
       <w:pPr>
         <w:pStyle w:val="Heading1"/>
+        <w:keepNext/>
         <w:pBdr>
           <w:bottom w:val="single" w:color="1F4E79" w:sz="6" w:space="2"/>
         </w:pBdr>
@@ -1087,6 +1101,7 @@
     <w:p>
       <w:pPr>
         <w:pStyle w:val="Heading1"/>
+        <w:keepNext/>
         <w:pBdr>
           <w:bottom w:val="single" w:color="1F4E79" w:sz="6" w:space="2"/>
         </w:pBdr>
@@ -1139,6 +1154,7 @@
     <w:p>
       <w:pPr>
         <w:pStyle w:val="Heading1"/>
+        <w:keepNext/>
         <w:pBdr>
           <w:bottom w:val="single" w:color="1F4E79" w:sz="6" w:space="2"/>
         </w:pBdr>

--- a/public/resume/fullstack/abubakar-khawaja-full-stack-engineer-resume.docx
+++ b/public/resume/fullstack/abubakar-khawaja-full-stack-engineer-resume.docx
@@ -31,7 +31,7 @@
           <w:sz w:val="22"/>
           <w:szCs w:val="22"/>
         </w:rPr>
-        <w:t xml:space="preserve">Senior Full-Stack Engineer | React | Next.js | Python | Django | LLM Agents &amp; RAG</w:t>
+        <w:t xml:space="preserve">Senior Full-Stack Engineer</w:t>
       </w:r>
     </w:p>
     <w:p>
@@ -56,7 +56,7 @@
         </w:rPr>
         <w:t xml:space="preserve">  •  </w:t>
       </w:r>
-      <w:hyperlink w:history="1" r:id="rIdjosgt9mseuca7nrwigki1">
+      <w:hyperlink w:history="1" r:id="rIdnftei21x-xwgcisack6ga">
         <w:r>
           <w:rPr>
             <w:rStyle w:val="Hyperlink"/>
@@ -76,7 +76,7 @@
         </w:rPr>
         <w:t xml:space="preserve">  •  </w:t>
       </w:r>
-      <w:hyperlink w:history="1" r:id="rIdzxbhbktnohqdk-m-gp46x">
+      <w:hyperlink w:history="1" r:id="rIdlawhswlngfbgcxatc6aqs">
         <w:r>
           <w:rPr>
             <w:rStyle w:val="Hyperlink"/>
@@ -96,7 +96,7 @@
         </w:rPr>
         <w:t xml:space="preserve">  •  </w:t>
       </w:r>
-      <w:hyperlink w:history="1" r:id="rIdchtatz3lko-p-jqabe7-s">
+      <w:hyperlink w:history="1" r:id="rIdck7n7el5ci6t71o698v5r">
         <w:r>
           <w:rPr>
             <w:rStyle w:val="Hyperlink"/>
